--- a/docs/JoulePoint_2col_conv.docx
+++ b/docs/JoulePoint_2col_conv.docx
@@ -34,7 +34,7 @@
         <w:rPr>
           <w:vertAlign w:val="superscript"/>
         </w:rPr>
-        <w:t xml:space="preserve">2</w:t>
+        <w:t xml:space="preserve">2,*</w:t>
       </w:r>
     </w:p>
     <w:p>
@@ -58,6 +58,20 @@
       </w:r>
       <w:r>
         <w:t xml:space="preserve">Afeka Academic College of Engineering, Tel Aviv, Israel</w:t>
+      </w:r>
+    </w:p>
+    <w:p>
+      <w:pPr>
+        <w:pStyle w:val="BodyText"/>
+      </w:pPr>
+      <w:r>
+        <w:rPr>
+          <w:vertAlign w:val="superscript"/>
+        </w:rPr>
+        <w:t xml:space="preserve">*</w:t>
+      </w:r>
+      <w:r>
+        <w:t xml:space="preserve">Corresponding author: apersteiny@afeka.ac.il</w:t>
       </w:r>
     </w:p>
     <w:p>

--- a/docs/JoulePoint_2col_conv.docx
+++ b/docs/JoulePoint_2col_conv.docx
@@ -2,7 +2,7 @@
 <file path=word/document.xml><?xml version="1.0" encoding="utf-8"?>
 <w:document xmlns:w="http://schemas.openxmlformats.org/wordprocessingml/2006/main" xmlns:m="http://schemas.openxmlformats.org/officeDocument/2006/math" xmlns:r="http://schemas.openxmlformats.org/officeDocument/2006/relationships" xmlns:o="urn:schemas-microsoft-com:office:office" xmlns:v="urn:schemas-microsoft-com:vml" xmlns:w10="urn:schemas-microsoft-com:office:word" xmlns:a="http://schemas.openxmlformats.org/drawingml/2006/main" xmlns:pic="http://schemas.openxmlformats.org/drawingml/2006/picture" xmlns:wp="http://schemas.openxmlformats.org/drawingml/2006/wordprocessingDrawing">
   <w:body>
-    <w:bookmarkStart w:id="40" w:name="X7b0177053e15349d7262ee04b1c662261a5a653"/>
+    <w:bookmarkStart w:id="42" w:name="X7b0177053e15349d7262ee04b1c662261a5a653"/>
     <w:p>
       <w:pPr>
         <w:pStyle w:val="Heading1"/>
@@ -209,6 +209,24 @@
       </w:r>
       <w:r>
         <w:t xml:space="preserve">carbon signal while meeting its service targets.</w:t>
+      </w:r>
+    </w:p>
+    <w:p>
+      <w:pPr>
+        <w:pStyle w:val="BodyText"/>
+      </w:pPr>
+      <w:r>
+        <w:rPr>
+          <w:b/>
+          <w:bCs/>
+        </w:rPr>
+        <w:t xml:space="preserve">Keywords:</w:t>
+      </w:r>
+      <w:r>
+        <w:t xml:space="preserve"> </w:t>
+      </w:r>
+      <w:r>
+        <w:t xml:space="preserve">GPU energy efficiency; power capping; AI inference; DVFS; energy-aware scheduling; data centers</w:t>
       </w:r>
     </w:p>
     <w:bookmarkStart w:id="9" w:name="introduction"/>
@@ -5475,13 +5493,13 @@
       </w:r>
     </w:p>
     <w:bookmarkEnd w:id="36"/>
-    <w:bookmarkStart w:id="38" w:name="data-and-code-availability"/>
+    <w:bookmarkStart w:id="37" w:name="credit-authorship-contribution-statement"/>
     <w:p>
       <w:pPr>
         <w:pStyle w:val="Heading2"/>
       </w:pPr>
       <w:r>
-        <w:t xml:space="preserve">Data and code availability</w:t>
+        <w:t xml:space="preserve">CRediT authorship contribution statement</w:t>
       </w:r>
     </w:p>
     <w:p>
@@ -5489,6 +5507,68 @@
         <w:pStyle w:val="FirstParagraph"/>
       </w:pPr>
       <w:r>
+        <w:rPr>
+          <w:b/>
+          <w:bCs/>
+        </w:rPr>
+        <w:t xml:space="preserve">Alexander Apartsin:</w:t>
+      </w:r>
+      <w:r>
+        <w:t xml:space="preserve"> </w:t>
+      </w:r>
+      <w:r>
+        <w:t xml:space="preserve">Conceptualization, Methodology, Software, Investigation, Data curation, Writing - original draft.</w:t>
+      </w:r>
+      <w:r>
+        <w:t xml:space="preserve"> </w:t>
+      </w:r>
+      <w:r>
+        <w:rPr>
+          <w:b/>
+          <w:bCs/>
+        </w:rPr>
+        <w:t xml:space="preserve">Yehudit Aperstein:</w:t>
+      </w:r>
+      <w:r>
+        <w:t xml:space="preserve"> </w:t>
+      </w:r>
+      <w:r>
+        <w:t xml:space="preserve">Conceptualization, Methodology, Validation, Writing - review and editing, Supervision.</w:t>
+      </w:r>
+    </w:p>
+    <w:bookmarkEnd w:id="37"/>
+    <w:bookmarkStart w:id="38" w:name="declaration-of-competing-interest"/>
+    <w:p>
+      <w:pPr>
+        <w:pStyle w:val="Heading2"/>
+      </w:pPr>
+      <w:r>
+        <w:t xml:space="preserve">Declaration of competing interest</w:t>
+      </w:r>
+    </w:p>
+    <w:p>
+      <w:pPr>
+        <w:pStyle w:val="FirstParagraph"/>
+      </w:pPr>
+      <w:r>
+        <w:t xml:space="preserve">The authors declare that they have no known competing financial interests or personal relationships that could have appeared to influence the work reported in this paper.</w:t>
+      </w:r>
+    </w:p>
+    <w:bookmarkEnd w:id="38"/>
+    <w:bookmarkStart w:id="40" w:name="data-and-code-availability"/>
+    <w:p>
+      <w:pPr>
+        <w:pStyle w:val="Heading2"/>
+      </w:pPr>
+      <w:r>
+        <w:t xml:space="preserve">Data and code availability</w:t>
+      </w:r>
+    </w:p>
+    <w:p>
+      <w:pPr>
+        <w:pStyle w:val="FirstParagraph"/>
+      </w:pPr>
+      <w:r>
         <w:t xml:space="preserve">The ELF dataset, twenty inference models swept over the board power cap on four NVIDIA GPUs, together with</w:t>
       </w:r>
       <w:r>
@@ -5500,7 +5580,7 @@
       <w:r>
         <w:t xml:space="preserve"> </w:t>
       </w:r>
-      <w:hyperlink r:id="rId37">
+      <w:hyperlink r:id="rId39">
         <w:r>
           <w:rPr>
             <w:rStyle w:val="Hyperlink"/>
@@ -5524,8 +5604,8 @@
         <w:t xml:space="preserve">build script.</w:t>
       </w:r>
     </w:p>
-    <w:bookmarkEnd w:id="38"/>
-    <w:bookmarkStart w:id="39" w:name="references"/>
+    <w:bookmarkEnd w:id="40"/>
+    <w:bookmarkStart w:id="41" w:name="references"/>
     <w:p>
       <w:pPr>
         <w:pStyle w:val="Heading2"/>
@@ -6542,8 +6622,8 @@
         <w:t xml:space="preserve">Customer Services Directorate, Airbus, Blagnac, France, 1998.</w:t>
       </w:r>
     </w:p>
-    <w:bookmarkEnd w:id="39"/>
-    <w:bookmarkEnd w:id="40"/>
+    <w:bookmarkEnd w:id="41"/>
+    <w:bookmarkEnd w:id="42"/>
     <w:sectPr>
       <w:pgSz w:h="15840" w:w="12240"/>
       <w:pgMar w:bottom="1080" w:footer="720" w:gutter="0" w:header="720" w:left="1080" w:right="1080" w:top="1080"/>
